--- a/Variable Description.docx
+++ b/Variable Description.docx
@@ -79,9 +79,11 @@
             <w:tcW w:w="3066" w:type="dxa"/>
           </w:tcPr>
           <w:p>
+            <w:proofErr w:type="spellStart"/>
             <w:r>
               <w:t>hospital_id</w:t>
             </w:r>
+            <w:proofErr w:type="spellEnd"/>
           </w:p>
         </w:tc>
         <w:tc>
@@ -134,9 +136,11 @@
             <w:tcW w:w="3066" w:type="dxa"/>
           </w:tcPr>
           <w:p>
+            <w:proofErr w:type="spellStart"/>
             <w:r>
               <w:t>hospital_cms_id</w:t>
             </w:r>
+            <w:proofErr w:type="spellEnd"/>
           </w:p>
         </w:tc>
         <w:tc>
@@ -189,9 +193,11 @@
             <w:tcW w:w="3066" w:type="dxa"/>
           </w:tcPr>
           <w:p>
+            <w:proofErr w:type="spellStart"/>
             <w:r>
               <w:t>deal_id</w:t>
             </w:r>
+            <w:proofErr w:type="spellEnd"/>
           </w:p>
         </w:tc>
         <w:tc>
@@ -238,9 +244,11 @@
             <w:tcW w:w="3066" w:type="dxa"/>
           </w:tcPr>
           <w:p>
+            <w:proofErr w:type="spellStart"/>
             <w:r>
               <w:t>deal_year</w:t>
             </w:r>
+            <w:proofErr w:type="spellEnd"/>
           </w:p>
         </w:tc>
         <w:tc>
@@ -305,9 +313,11 @@
             <w:tcW w:w="3066" w:type="dxa"/>
           </w:tcPr>
           <w:p>
+            <w:proofErr w:type="spellStart"/>
             <w:r>
               <w:t>hospital_name</w:t>
             </w:r>
+            <w:proofErr w:type="spellEnd"/>
           </w:p>
         </w:tc>
         <w:tc>
@@ -354,9 +364,11 @@
             <w:tcW w:w="3066" w:type="dxa"/>
           </w:tcPr>
           <w:p>
+            <w:proofErr w:type="spellStart"/>
             <w:r>
               <w:t>hospital_city</w:t>
             </w:r>
+            <w:proofErr w:type="spellEnd"/>
           </w:p>
         </w:tc>
         <w:tc>
@@ -418,9 +430,11 @@
             <w:tcW w:w="3066" w:type="dxa"/>
           </w:tcPr>
           <w:p>
+            <w:proofErr w:type="spellStart"/>
             <w:r>
               <w:t>hospital_state</w:t>
             </w:r>
+            <w:proofErr w:type="spellEnd"/>
           </w:p>
         </w:tc>
         <w:tc>
@@ -482,9 +496,11 @@
             <w:tcW w:w="3066" w:type="dxa"/>
           </w:tcPr>
           <w:p>
+            <w:proofErr w:type="spellStart"/>
             <w:r>
               <w:t>hospital_address</w:t>
             </w:r>
+            <w:proofErr w:type="spellEnd"/>
           </w:p>
         </w:tc>
         <w:tc>
@@ -549,9 +565,11 @@
             <w:tcW w:w="3066" w:type="dxa"/>
           </w:tcPr>
           <w:p>
+            <w:proofErr w:type="spellStart"/>
             <w:r>
               <w:t>hospital_zip</w:t>
             </w:r>
+            <w:proofErr w:type="spellEnd"/>
           </w:p>
         </w:tc>
         <w:tc>
@@ -613,10 +631,12 @@
             <w:tcW w:w="3066" w:type="dxa"/>
           </w:tcPr>
           <w:p>
+            <w:proofErr w:type="spellStart"/>
             <w:r>
               <w:lastRenderedPageBreak/>
               <w:t>deal_system_level</w:t>
             </w:r>
+            <w:proofErr w:type="spellEnd"/>
           </w:p>
         </w:tc>
         <w:tc>
@@ -672,9 +692,11 @@
             <w:tcW w:w="3066" w:type="dxa"/>
           </w:tcPr>
           <w:p>
+            <w:proofErr w:type="spellStart"/>
             <w:r>
               <w:t>system_name</w:t>
             </w:r>
+            <w:proofErr w:type="spellEnd"/>
           </w:p>
         </w:tc>
         <w:tc>
@@ -724,9 +746,11 @@
             <w:tcW w:w="3066" w:type="dxa"/>
           </w:tcPr>
           <w:p>
+            <w:proofErr w:type="spellStart"/>
             <w:r>
               <w:t>deal_type</w:t>
             </w:r>
+            <w:proofErr w:type="spellEnd"/>
           </w:p>
         </w:tc>
         <w:tc>
@@ -794,9 +818,11 @@
             <w:tcW w:w="3066" w:type="dxa"/>
           </w:tcPr>
           <w:p>
+            <w:proofErr w:type="spellStart"/>
             <w:r>
               <w:t>deal_announcement_date</w:t>
             </w:r>
+            <w:proofErr w:type="spellEnd"/>
           </w:p>
         </w:tc>
         <w:tc>
@@ -858,9 +884,11 @@
             <w:tcW w:w="3066" w:type="dxa"/>
           </w:tcPr>
           <w:p>
+            <w:proofErr w:type="spellStart"/>
             <w:r>
               <w:t>deal_closing_date</w:t>
             </w:r>
+            <w:proofErr w:type="spellEnd"/>
           </w:p>
         </w:tc>
         <w:tc>
@@ -931,9 +959,11 @@
             <w:tcW w:w="3066" w:type="dxa"/>
           </w:tcPr>
           <w:p>
+            <w:proofErr w:type="spellStart"/>
             <w:r>
               <w:t>deal_announcement_link</w:t>
             </w:r>
+            <w:proofErr w:type="spellEnd"/>
           </w:p>
         </w:tc>
         <w:tc>
@@ -983,9 +1013,11 @@
             <w:tcW w:w="3066" w:type="dxa"/>
           </w:tcPr>
           <w:p>
+            <w:proofErr w:type="spellStart"/>
             <w:r>
               <w:t>deal_closing_link</w:t>
             </w:r>
+            <w:proofErr w:type="spellEnd"/>
           </w:p>
         </w:tc>
         <w:tc>
@@ -1044,9 +1076,11 @@
             <w:tcW w:w="3066" w:type="dxa"/>
           </w:tcPr>
           <w:p>
+            <w:proofErr w:type="spellStart"/>
             <w:r>
               <w:t>deal_exit_date</w:t>
             </w:r>
+            <w:proofErr w:type="spellEnd"/>
           </w:p>
         </w:tc>
         <w:tc>
@@ -1111,12 +1145,14 @@
             <w:tcW w:w="3066" w:type="dxa"/>
           </w:tcPr>
           <w:p>
+            <w:proofErr w:type="spellStart"/>
             <w:r>
               <w:t>deal_exit_</w:t>
             </w:r>
             <w:r>
               <w:t>type</w:t>
             </w:r>
+            <w:proofErr w:type="spellEnd"/>
           </w:p>
         </w:tc>
         <w:tc>
@@ -1169,10 +1205,15 @@
               <w:t>racked for LBO deal type only</w:t>
             </w:r>
             <w:r>
-              <w:t>. See appendix A section A.6 for further details.</w:t>
-            </w:r>
-            <w:r>
-              <w:t xml:space="preserve"> Exit types include Ongoing, IPO, M&amp;A, PE-to-PE, Closure, and Bankruptcy.</w:t>
+              <w:t xml:space="preserve">. See appendix </w:t>
+            </w:r>
+            <w:proofErr w:type="gramStart"/>
+            <w:r>
+              <w:t>A section</w:t>
+            </w:r>
+            <w:proofErr w:type="gramEnd"/>
+            <w:r>
+              <w:t xml:space="preserve"> A.6 for further details. Exit types include Ongoing, IPO, M&amp;A, PE-to-PE, Closure, and Bankruptcy.</w:t>
             </w:r>
           </w:p>
         </w:tc>
@@ -1187,6 +1228,7 @@
             <w:tcW w:w="3066" w:type="dxa"/>
           </w:tcPr>
           <w:p>
+            <w:proofErr w:type="spellStart"/>
             <w:r>
               <w:lastRenderedPageBreak/>
               <w:t>deal_exit_</w:t>
@@ -1194,6 +1236,7 @@
             <w:r>
               <w:t>link</w:t>
             </w:r>
+            <w:proofErr w:type="spellEnd"/>
           </w:p>
         </w:tc>
         <w:tc>
@@ -1249,9 +1292,11 @@
             <w:tcW w:w="3066" w:type="dxa"/>
           </w:tcPr>
           <w:p>
+            <w:proofErr w:type="spellStart"/>
             <w:r>
               <w:t>hca_flag</w:t>
             </w:r>
+            <w:proofErr w:type="spellEnd"/>
           </w:p>
         </w:tc>
         <w:tc>
@@ -1276,10 +1321,7 @@
               <w:cnfStyle w:val="000000000000" w:firstRow="0" w:lastRow="0" w:firstColumn="0" w:lastColumn="0" w:oddVBand="0" w:evenVBand="0" w:oddHBand="0" w:evenHBand="0" w:firstRowFirstColumn="0" w:firstRowLastColumn="0" w:lastRowFirstColumn="0" w:lastRowLastColumn="0"/>
             </w:pPr>
             <w:r>
-              <w:t xml:space="preserve">HCA PE deal </w:t>
-            </w:r>
-            <w:r>
-              <w:t>indicator.</w:t>
+              <w:t>HCA PE deal indicator.</w:t>
             </w:r>
           </w:p>
         </w:tc>
@@ -1302,6 +1344,63 @@
             </w:r>
             <w:r>
               <w:t>not.</w:t>
+            </w:r>
+          </w:p>
+        </w:tc>
+      </w:tr>
+      <w:tr>
+        <w:trPr>
+          <w:cnfStyle w:val="000000100000" w:firstRow="0" w:lastRow="0" w:firstColumn="0" w:lastColumn="0" w:oddVBand="0" w:evenVBand="0" w:oddHBand="1" w:evenHBand="0" w:firstRowFirstColumn="0" w:firstRowLastColumn="0" w:lastRowFirstColumn="0" w:lastRowLastColumn="0"/>
+        </w:trPr>
+        <w:tc>
+          <w:tcPr>
+            <w:cnfStyle w:val="001000000000" w:firstRow="0" w:lastRow="0" w:firstColumn="1" w:lastColumn="0" w:oddVBand="0" w:evenVBand="0" w:oddHBand="0" w:evenHBand="0" w:firstRowFirstColumn="0" w:firstRowLastColumn="0" w:lastRowFirstColumn="0" w:lastRowLastColumn="0"/>
+            <w:tcW w:w="3066" w:type="dxa"/>
+          </w:tcPr>
+          <w:p>
+            <w:proofErr w:type="spellStart"/>
+            <w:r>
+              <w:t>stac_status_dispute_flag</w:t>
+            </w:r>
+            <w:proofErr w:type="spellEnd"/>
+          </w:p>
+        </w:tc>
+        <w:tc>
+          <w:tcPr>
+            <w:tcW w:w="1983" w:type="dxa"/>
+          </w:tcPr>
+          <w:p>
+            <w:pPr>
+              <w:cnfStyle w:val="000000100000" w:firstRow="0" w:lastRow="0" w:firstColumn="0" w:lastColumn="0" w:oddVBand="0" w:evenVBand="0" w:oddHBand="1" w:evenHBand="0" w:firstRowFirstColumn="0" w:firstRowLastColumn="0" w:lastRowFirstColumn="0" w:lastRowLastColumn="0"/>
+            </w:pPr>
+            <w:r>
+              <w:t>numeric</w:t>
+            </w:r>
+          </w:p>
+        </w:tc>
+        <w:tc>
+          <w:tcPr>
+            <w:tcW w:w="2119" w:type="dxa"/>
+          </w:tcPr>
+          <w:p>
+            <w:pPr>
+              <w:cnfStyle w:val="000000100000" w:firstRow="0" w:lastRow="0" w:firstColumn="0" w:lastColumn="0" w:oddVBand="0" w:evenVBand="0" w:oddHBand="1" w:evenHBand="0" w:firstRowFirstColumn="0" w:firstRowLastColumn="0" w:lastRowFirstColumn="0" w:lastRowLastColumn="0"/>
+            </w:pPr>
+            <w:r>
+              <w:t>STAC status dispute indicator</w:t>
+            </w:r>
+          </w:p>
+        </w:tc>
+        <w:tc>
+          <w:tcPr>
+            <w:tcW w:w="2182" w:type="dxa"/>
+          </w:tcPr>
+          <w:p>
+            <w:pPr>
+              <w:cnfStyle w:val="000000100000" w:firstRow="0" w:lastRow="0" w:firstColumn="0" w:lastColumn="0" w:oddVBand="0" w:evenVBand="0" w:oddHBand="1" w:evenHBand="0" w:firstRowFirstColumn="0" w:firstRowLastColumn="0" w:lastRowFirstColumn="0" w:lastRowLastColumn="0"/>
+            </w:pPr>
+            <w:r>
+              <w:t>= 1 when a hospital is short-term designated in POS but not short-term designated in other sources (AHA, Medicare procedural volume, HCRIS), = 0 when not</w:t>
             </w:r>
           </w:p>
         </w:tc>
@@ -1921,7 +2020,6 @@
   <w:style w:type="character" w:default="1" w:styleId="DefaultParagraphFont">
     <w:name w:val="Default Paragraph Font"/>
     <w:uiPriority w:val="1"/>
-    <w:semiHidden/>
     <w:unhideWhenUsed/>
   </w:style>
   <w:style w:type="table" w:default="1" w:styleId="TableNormal">
